--- a/Mi_CV/CvEugenioDDeluca.docx
+++ b/Mi_CV/CvEugenioDDeluca.docx
@@ -546,6 +546,8 @@
         </w:rPr>
         <w:t xml:space="preserve"> de malware, donde generalmente se busca entender el ciclo de vida de muestra, Documentar la persistencia en registros y análisis de hashes utiliz</w:t>
       </w:r>
+      <w:bookmarkStart w:id="0" w:name="_GoBack"/>
+      <w:bookmarkEnd w:id="0"/>
       <w:r>
         <w:rPr>
           <w:rFonts w:ascii="Arial" w:hAnsi="Arial" w:cs="Arial"/>
@@ -614,7 +616,16 @@
             <w:sz w:val="24"/>
             <w:szCs w:val="24"/>
           </w:rPr>
-          <w:t xml:space="preserve">Ver Reporte en </w:t>
+          <w:t>Ver Repositorio</w:t>
+        </w:r>
+        <w:r>
+          <w:rPr>
+            <w:rStyle w:val="Hipervnculo"/>
+            <w:rFonts w:ascii="Arial" w:hAnsi="Arial" w:cs="Arial"/>
+            <w:sz w:val="24"/>
+            <w:szCs w:val="24"/>
+          </w:rPr>
+          <w:t xml:space="preserve"> en </w:t>
         </w:r>
         <w:proofErr w:type="spellStart"/>
         <w:r>
@@ -628,6 +639,15 @@
         </w:r>
         <w:proofErr w:type="spellEnd"/>
       </w:hyperlink>
+      <w:r>
+        <w:rPr>
+          <w:rStyle w:val="Hipervnculo"/>
+          <w:rFonts w:ascii="Arial" w:hAnsi="Arial" w:cs="Arial"/>
+          <w:sz w:val="24"/>
+          <w:szCs w:val="24"/>
+        </w:rPr>
+        <w:t xml:space="preserve"> (Sección “Malware”)</w:t>
+      </w:r>
     </w:p>
     <w:p>
       <w:pPr>
@@ -1154,17 +1174,7 @@
           <w:sz w:val="24"/>
           <w:szCs w:val="24"/>
         </w:rPr>
-        <w:t>) mediante el análisis y resolución de casos complejos esca</w:t>
-      </w:r>
-      <w:bookmarkStart w:id="0" w:name="_GoBack"/>
-      <w:bookmarkEnd w:id="0"/>
-      <w:r>
-        <w:rPr>
-          <w:rFonts w:ascii="Arial" w:hAnsi="Arial" w:cs="Arial"/>
-          <w:sz w:val="24"/>
-          <w:szCs w:val="24"/>
-        </w:rPr>
-        <w:t>lados.</w:t>
+        <w:t>) mediante el análisis y resolución de casos complejos escalados.</w:t>
       </w:r>
     </w:p>
     <w:p>
